--- a/6-人才与组织/部门AI专员跟进/采购部-姚祖怡-补件-2026-08-20-齐料日期判例批改可勾选版.docx
+++ b/6-人才与组织/部门AI专员跟进/采购部-姚祖怡-补件-2026-08-20-齐料日期判例批改可勾选版.docx
@@ -46,6 +46,86 @@
           <w:sz w:val="32"/>
         </w:rPr>
         <w:t>姚工，可以勾的版本给你补上了 —— 是我们的问题</w:t>
+      </w:r>
+    </w:p>
+    <w:p>
+      <w:pPr>
+        <w:pBdr>
+          <w:left w:val="single" w:sz="18" w:space="8" w:color="1F4E79"/>
+        </w:pBdr>
+        <w:shd w:val="clear" w:color="auto" w:fill="EAF1FB"/>
+        <w:spacing w:before="80" w:after="160"/>
+        <w:ind w:left="160"/>
+      </w:pPr>
+      <w:r>
+        <w:rPr>
+          <w:rFonts w:ascii="Microsoft YaHei" w:hAnsi="Microsoft YaHei" w:eastAsia="Microsoft YaHei" w:cs="Microsoft YaHei"/>
+          <w:b w:val="0"/>
+          <w:sz w:val="20"/>
+        </w:rPr>
+        <w:t xml:space="preserve">🔴 </w:t>
+      </w:r>
+      <w:r>
+        <w:rPr>
+          <w:rFonts w:ascii="Microsoft YaHei" w:hAnsi="Microsoft YaHei" w:eastAsia="Microsoft YaHei" w:cs="Microsoft YaHei"/>
+          <w:b/>
+          <w:sz w:val="20"/>
+        </w:rPr>
+        <w:t>先说清楚：这不是一封新的跟进信，是第 16 封的改进版。</w:t>
+      </w:r>
+      <w:r>
+        <w:br/>
+      </w:r>
+      <w:r>
+        <w:rPr>
+          <w:rFonts w:ascii="Microsoft YaHei" w:hAnsi="Microsoft YaHei" w:eastAsia="Microsoft YaHei" w:cs="Microsoft YaHei"/>
+          <w:b w:val="0"/>
+          <w:sz w:val="20"/>
+        </w:rPr>
+        <w:t>你手上的待办</w:t>
+      </w:r>
+      <w:r>
+        <w:rPr>
+          <w:rFonts w:ascii="Microsoft YaHei" w:hAnsi="Microsoft YaHei" w:eastAsia="Microsoft YaHei" w:cs="Microsoft YaHei"/>
+          <w:b/>
+          <w:sz w:val="20"/>
+        </w:rPr>
+        <w:t>没有增加</w:t>
+      </w:r>
+      <w:r>
+        <w:rPr>
+          <w:rFonts w:ascii="Microsoft YaHei" w:hAnsi="Microsoft YaHei" w:eastAsia="Microsoft YaHei" w:cs="Microsoft YaHei"/>
+          <w:b w:val="0"/>
+          <w:sz w:val="20"/>
+        </w:rPr>
+        <w:t xml:space="preserve"> —— 还是原来那 3 条判例，只是换了一份</w:t>
+      </w:r>
+      <w:r>
+        <w:rPr>
+          <w:rFonts w:ascii="Microsoft YaHei" w:hAnsi="Microsoft YaHei" w:eastAsia="Microsoft YaHei" w:cs="Microsoft YaHei"/>
+          <w:b/>
+          <w:sz w:val="20"/>
+        </w:rPr>
+        <w:t>真能点的</w:t>
+      </w:r>
+      <w:r>
+        <w:rPr>
+          <w:rFonts w:ascii="Microsoft YaHei" w:hAnsi="Microsoft YaHei" w:eastAsia="Microsoft YaHei" w:cs="Microsoft YaHei"/>
+          <w:b w:val="0"/>
+          <w:sz w:val="20"/>
+        </w:rPr>
+        <w:t xml:space="preserve"> Word，并把「✅／❌ 是在评哪一列」直接印在了表格上方。</w:t>
+      </w:r>
+      <w:r>
+        <w:br/>
+      </w:r>
+      <w:r>
+        <w:rPr>
+          <w:rFonts w:ascii="Microsoft YaHei" w:hAnsi="Microsoft YaHei" w:eastAsia="Microsoft YaHei" w:cs="Microsoft YaHei"/>
+          <w:b/>
+          <w:sz w:val="20"/>
+        </w:rPr>
+        <w:t>原来那封 md 可以不用管了，以这份为准。</w:t>
       </w:r>
     </w:p>
     <w:p>
